--- a/mps-nivel-c/oficial/04_registros/AASP_Gerenciador/AASP01_Grupos-Usuarios/TAP-AASP01-001_Termo-de-Abertura.docx
+++ b/mps-nivel-c/oficial/04_registros/AASP_Gerenciador/AASP01_Grupos-Usuarios/TAP-AASP01-001_Termo-de-Abertura.docx
@@ -506,7 +506,7 @@
                 <w:i w:val="0"/>
                 <w:sz w:val="20"/>
               </w:rPr>
-              <w:t>Abraão</w:t>
+              <w:t>Abraão Oliveira</w:t>
             </w:r>
           </w:p>
         </w:tc>
@@ -1666,7 +1666,7 @@
                 <w:i w:val="0"/>
                 <w:sz w:val="20"/>
               </w:rPr>
-              <w:t>Abraão (GP) · Cezar Hiraki (TL)</w:t>
+              <w:t>Abraão Oliveira (GP) · Cézar Velázquez (TL)</w:t>
             </w:r>
           </w:p>
         </w:tc>
@@ -1718,7 +1718,7 @@
                 <w:i w:val="0"/>
                 <w:sz w:val="20"/>
               </w:rPr>
-              <w:t>Abraão (a confirmar) · contato@cezarvelazquez.com.br</w:t>
+              <w:t>contato@cezarvelazquez.com.br</w:t>
             </w:r>
           </w:p>
         </w:tc>
@@ -1773,7 +1773,7 @@
                 <w:i w:val="0"/>
                 <w:sz w:val="20"/>
               </w:rPr>
-              <w:t>Renan Kiyoshi</w:t>
+              <w:t>Renan Kioshi</w:t>
             </w:r>
           </w:p>
         </w:tc>
@@ -3691,7 +3691,7 @@
                 <w:i w:val="0"/>
                 <w:sz w:val="20"/>
               </w:rPr>
-              <w:t>Abraão</w:t>
+              <w:t>Abraão Oliveira</w:t>
             </w:r>
           </w:p>
         </w:tc>

--- a/mps-nivel-c/oficial/04_registros/AASP_Gerenciador/AASP01_Grupos-Usuarios/TAP-AASP01-001_Termo-de-Abertura.docx
+++ b/mps-nivel-c/oficial/04_registros/AASP_Gerenciador/AASP01_Grupos-Usuarios/TAP-AASP01-001_Termo-de-Abertura.docx
@@ -615,7 +615,7 @@
           <w:i w:val="0"/>
           <w:sz w:val="22"/>
         </w:rPr>
-        <w:t xml:space="preserve"> para o sistema Gerenciador da AASP, permitindo a criação e gestão de grupos de usuários com controle de permissões RBAC e vínculos usuário↔grupo, integrado ao ecossistema existente da AASP.</w:t>
+        <w:t xml:space="preserve"> para o sistema Gerenciador da AASP, permitindo a criação e gestão de grupos de usuários, com definição da função do usuário no grupo (Usuario/Administrador) e vínculos usuário↔grupo, integrado ao ecossistema existente da AASP.</w:t>
       </w:r>
     </w:p>
     <w:p>
@@ -824,7 +824,7 @@
                 <w:i w:val="0"/>
                 <w:sz w:val="20"/>
               </w:rPr>
-              <w:t>Permissões por grupo (modelo RBAC)</w:t>
+              <w:t>Função do usuário no grupo (Usuario/Administrador)</w:t>
             </w:r>
           </w:p>
         </w:tc>
@@ -936,17 +936,7 @@
                 <w:i w:val="0"/>
                 <w:sz w:val="20"/>
               </w:rPr>
-              <w:t xml:space="preserve">Auditoria e log de operações em tabela </w:t>
-            </w:r>
-            <w:r>
-              <w:rPr>
-                <w:rFonts w:ascii="Courier New" w:hAnsi="Courier New"/>
-                <w:b w:val="0"/>
-                <w:i w:val="0"/>
-                <w:color w:val="333333"/>
-                <w:sz w:val="20"/>
-              </w:rPr>
-              <w:t>AuditoriaGrupos</w:t>
+              <w:t>Auditoria e log de operações (planejado — Sprint 2)</w:t>
             </w:r>
           </w:p>
         </w:tc>
@@ -1134,7 +1124,7 @@
                 <w:i w:val="0"/>
                 <w:sz w:val="20"/>
               </w:rPr>
-              <w:t>Endpoints RESTful documentados (Swagger)</w:t>
+              <w:t>Endpoints documentados via Swagger</w:t>
             </w:r>
           </w:p>
         </w:tc>
@@ -2762,169 +2752,6 @@
                 <w:i w:val="0"/>
                 <w:sz w:val="20"/>
               </w:rPr>
-              <w:t>Sprint 4 — início</w:t>
-            </w:r>
-          </w:p>
-        </w:tc>
-        <w:tc>
-          <w:tcPr>
-            <w:tcW w:type="dxa" w:w="2967"/>
-            <w:tcMar>
-              <w:top w:w="60" w:type="dxa"/>
-              <w:bottom w:w="60" w:type="dxa"/>
-              <w:left w:w="100" w:type="dxa"/>
-              <w:right w:w="100" w:type="dxa"/>
-            </w:tcMar>
-          </w:tcPr>
-          <w:p>
-            <w:pPr>
-              <w:spacing w:before="40" w:after="40"/>
-            </w:pPr>
-            <w:r>
-              <w:rPr>
-                <w:rFonts w:ascii="Calibri" w:hAnsi="Calibri"/>
-                <w:b w:val="0"/>
-                <w:i w:val="0"/>
-                <w:sz w:val="20"/>
-              </w:rPr>
-              <w:t>07/07/2026</w:t>
-            </w:r>
-          </w:p>
-        </w:tc>
-        <w:tc>
-          <w:tcPr>
-            <w:tcW w:type="dxa" w:w="2967"/>
-            <w:tcMar>
-              <w:top w:w="60" w:type="dxa"/>
-              <w:bottom w:w="60" w:type="dxa"/>
-              <w:left w:w="100" w:type="dxa"/>
-              <w:right w:w="100" w:type="dxa"/>
-            </w:tcMar>
-          </w:tcPr>
-          <w:p>
-            <w:pPr>
-              <w:spacing w:before="40" w:after="40"/>
-            </w:pPr>
-            <w:r>
-              <w:rPr>
-                <w:rFonts w:ascii="Calibri" w:hAnsi="Calibri"/>
-                <w:b w:val="0"/>
-                <w:i w:val="0"/>
-                <w:sz w:val="20"/>
-              </w:rPr>
-              <w:t>Encerramento</w:t>
-            </w:r>
-          </w:p>
-        </w:tc>
-      </w:tr>
-      <w:tr>
-        <w:trPr>
-          <w:cantSplit w:val="1"/>
-        </w:trPr>
-        <w:tc>
-          <w:tcPr>
-            <w:tcW w:type="dxa" w:w="2967"/>
-            <w:tcMar>
-              <w:top w:w="60" w:type="dxa"/>
-              <w:bottom w:w="60" w:type="dxa"/>
-              <w:left w:w="100" w:type="dxa"/>
-              <w:right w:w="100" w:type="dxa"/>
-            </w:tcMar>
-            <w:shd w:val="clear" w:color="auto" w:fill="EBF5FB"/>
-          </w:tcPr>
-          <w:p>
-            <w:pPr>
-              <w:spacing w:before="40" w:after="40"/>
-            </w:pPr>
-            <w:r>
-              <w:rPr>
-                <w:rFonts w:ascii="Calibri" w:hAnsi="Calibri"/>
-                <w:b w:val="0"/>
-                <w:i w:val="0"/>
-                <w:sz w:val="20"/>
-              </w:rPr>
-              <w:t>Sprint 4 — fim</w:t>
-            </w:r>
-          </w:p>
-        </w:tc>
-        <w:tc>
-          <w:tcPr>
-            <w:tcW w:type="dxa" w:w="2967"/>
-            <w:tcMar>
-              <w:top w:w="60" w:type="dxa"/>
-              <w:bottom w:w="60" w:type="dxa"/>
-              <w:left w:w="100" w:type="dxa"/>
-              <w:right w:w="100" w:type="dxa"/>
-            </w:tcMar>
-            <w:shd w:val="clear" w:color="auto" w:fill="EBF5FB"/>
-          </w:tcPr>
-          <w:p>
-            <w:pPr>
-              <w:spacing w:before="40" w:after="40"/>
-            </w:pPr>
-            <w:r>
-              <w:rPr>
-                <w:rFonts w:ascii="Calibri" w:hAnsi="Calibri"/>
-                <w:b w:val="0"/>
-                <w:i w:val="0"/>
-                <w:sz w:val="20"/>
-              </w:rPr>
-              <w:t>11/07/2026</w:t>
-            </w:r>
-          </w:p>
-        </w:tc>
-        <w:tc>
-          <w:tcPr>
-            <w:tcW w:type="dxa" w:w="2967"/>
-            <w:tcMar>
-              <w:top w:w="60" w:type="dxa"/>
-              <w:bottom w:w="60" w:type="dxa"/>
-              <w:left w:w="100" w:type="dxa"/>
-              <w:right w:w="100" w:type="dxa"/>
-            </w:tcMar>
-            <w:shd w:val="clear" w:color="auto" w:fill="EBF5FB"/>
-          </w:tcPr>
-          <w:p>
-            <w:pPr>
-              <w:spacing w:before="40" w:after="40"/>
-            </w:pPr>
-            <w:r>
-              <w:rPr>
-                <w:rFonts w:ascii="Calibri" w:hAnsi="Calibri"/>
-                <w:b w:val="0"/>
-                <w:i w:val="0"/>
-                <w:sz w:val="20"/>
-              </w:rPr>
-              <w:t>—</w:t>
-            </w:r>
-          </w:p>
-        </w:tc>
-      </w:tr>
-      <w:tr>
-        <w:trPr>
-          <w:cantSplit w:val="1"/>
-        </w:trPr>
-        <w:tc>
-          <w:tcPr>
-            <w:tcW w:type="dxa" w:w="2967"/>
-            <w:tcMar>
-              <w:top w:w="60" w:type="dxa"/>
-              <w:bottom w:w="60" w:type="dxa"/>
-              <w:left w:w="100" w:type="dxa"/>
-              <w:right w:w="100" w:type="dxa"/>
-            </w:tcMar>
-          </w:tcPr>
-          <w:p>
-            <w:pPr>
-              <w:spacing w:before="40" w:after="40"/>
-            </w:pPr>
-            <w:r>
-              <w:rPr>
-                <w:rFonts w:ascii="Calibri" w:hAnsi="Calibri"/>
-                <w:b w:val="0"/>
-                <w:i w:val="0"/>
-                <w:sz w:val="20"/>
-              </w:rPr>
               <w:t>Encerramento</w:t>
             </w:r>
           </w:p>
@@ -2950,7 +2777,7 @@
                 <w:i w:val="0"/>
                 <w:sz w:val="20"/>
               </w:rPr>
-              <w:t>~11/07/2026</w:t>
+              <w:t>~04/07/2026</w:t>
             </w:r>
           </w:p>
         </w:tc>
@@ -2975,7 +2802,7 @@
                 <w:i w:val="0"/>
                 <w:sz w:val="20"/>
               </w:rPr>
-              <w:t>—</w:t>
+              <w:t>Ao final da Sprint 3</w:t>
             </w:r>
           </w:p>
         </w:tc>
@@ -3026,7 +2853,7 @@
           <w:i w:val="0"/>
           <w:sz w:val="22"/>
         </w:rPr>
-        <w:t>Acesso ao repositório Azure DevOps (</w:t>
+        <w:t>Acesso ao repositório GitLab (</w:t>
       </w:r>
       <w:r>
         <w:rPr>
@@ -3036,7 +2863,7 @@
           <w:color w:val="333333"/>
           <w:sz w:val="20"/>
         </w:rPr>
-        <w:t>komatsuhenry67/gerenciador-aasp/ms.auxo.gruposusuarios</w:t>
+        <w:t>aasp/ms.auxo.usuarios</w:t>
       </w:r>
       <w:r>
         <w:rPr>

--- a/mps-nivel-c/oficial/04_registros/AASP_Gerenciador/AASP01_Grupos-Usuarios/TAP-AASP01-001_Termo-de-Abertura.docx
+++ b/mps-nivel-c/oficial/04_registros/AASP_Gerenciador/AASP01_Grupos-Usuarios/TAP-AASP01-001_Termo-de-Abertura.docx
@@ -2977,7 +2977,7 @@
           <w:i w:val="0"/>
           <w:sz w:val="22"/>
         </w:rPr>
-        <w:t>.NET Framework 4.7.2</w:t>
+        <w:t>.NET 5</w:t>
       </w:r>
       <w:r>
         <w:rPr>

--- a/mps-nivel-c/oficial/04_registros/AASP_Gerenciador/AASP01_Grupos-Usuarios/TAP-AASP01-001_Termo-de-Abertura.docx
+++ b/mps-nivel-c/oficial/04_registros/AASP_Gerenciador/AASP01_Grupos-Usuarios/TAP-AASP01-001_Termo-de-Abertura.docx
@@ -338,7 +338,7 @@
                 <w:i w:val="0"/>
                 <w:sz w:val="20"/>
               </w:rPr>
-              <w:t>ms.auxo.gruposusuarios</w:t>
+              <w:t>ms.auxo.usuarios</w:t>
             </w:r>
           </w:p>
         </w:tc>
@@ -384,17 +384,8 @@
             </w:tcMar>
           </w:tcPr>
           <w:p>
-            <w:pPr>
-              <w:spacing w:before="40" w:after="40"/>
-            </w:pPr>
             <w:r>
-              <w:rPr>
-                <w:rFonts w:ascii="Calibri" w:hAnsi="Calibri"/>
-                <w:b w:val="0"/>
-                <w:i w:val="0"/>
-                <w:sz w:val="20"/>
-              </w:rPr>
-              <w:t>1.0</w:t>
+              <w:t>1.1</w:t>
             </w:r>
           </w:p>
         </w:tc>
@@ -440,17 +431,8 @@
             </w:tcMar>
           </w:tcPr>
           <w:p>
-            <w:pPr>
-              <w:spacing w:before="40" w:after="40"/>
-            </w:pPr>
             <w:r>
-              <w:rPr>
-                <w:rFonts w:ascii="Calibri" w:hAnsi="Calibri"/>
-                <w:b w:val="0"/>
-                <w:i w:val="0"/>
-                <w:sz w:val="20"/>
-              </w:rPr>
-              <w:t>19/05/2026</w:t>
+              <w:t>24/06/2026</w:t>
             </w:r>
           </w:p>
         </w:tc>
@@ -606,7 +588,7 @@
           <w:i w:val="0"/>
           <w:sz w:val="22"/>
         </w:rPr>
-        <w:t>ms.auxo.gruposusuarios</w:t>
+        <w:t>ms.auxo.usuarios</w:t>
       </w:r>
       <w:r>
         <w:rPr>
@@ -1549,7 +1531,7 @@
                 <w:i w:val="0"/>
                 <w:sz w:val="20"/>
               </w:rPr>
-              <w:t>Leonardo Francisco Pereira</w:t>
+              <w:t>Caroline Sousa</w:t>
             </w:r>
           </w:p>
         </w:tc>
@@ -2977,7 +2959,7 @@
           <w:i w:val="0"/>
           <w:sz w:val="22"/>
         </w:rPr>
-        <w:t>.NET Framework 4.7.2</w:t>
+        <w:t>.NET 5.0 (net5.0)</w:t>
       </w:r>
       <w:r>
         <w:rPr>
@@ -3548,6 +3530,48 @@
           </w:p>
         </w:tc>
       </w:tr>
+      <w:tr>
+        <w:tc>
+          <w:tcPr>
+            <w:tcW w:type="dxa" w:w="2225"/>
+          </w:tcPr>
+          <w:p>
+            <w:r>
+              <w:t>1.1</w:t>
+            </w:r>
+          </w:p>
+        </w:tc>
+        <w:tc>
+          <w:tcPr>
+            <w:tcW w:type="dxa" w:w="2225"/>
+          </w:tcPr>
+          <w:p>
+            <w:r>
+              <w:t>24/06/2026</w:t>
+            </w:r>
+          </w:p>
+        </w:tc>
+        <w:tc>
+          <w:tcPr>
+            <w:tcW w:type="dxa" w:w="2225"/>
+          </w:tcPr>
+          <w:p>
+            <w:r>
+              <w:t>Time de Melhoria Contínua</w:t>
+            </w:r>
+          </w:p>
+        </w:tc>
+        <w:tc>
+          <w:tcPr>
+            <w:tcW w:type="dxa" w:w="2225"/>
+          </w:tcPr>
+          <w:p>
+            <w:r>
+              <w:t>Reconciliação com o estado real do GitLab (produto/repositório ms.auxo.usuarios; framework net5.0 onde aplicável; entregas da Sprint 1 integradas em develop com baseline pela tag sprint-1-aceite).</w:t>
+            </w:r>
+          </w:p>
+        </w:tc>
+      </w:tr>
     </w:tbl>
     <w:p>
       <w:pPr>

--- a/mps-nivel-c/oficial/04_registros/AASP_Gerenciador/AASP01_Grupos-Usuarios/TAP-AASP01-001_Termo-de-Abertura.docx
+++ b/mps-nivel-c/oficial/04_registros/AASP_Gerenciador/AASP01_Grupos-Usuarios/TAP-AASP01-001_Termo-de-Abertura.docx
@@ -1531,7 +1531,7 @@
                 <w:i w:val="0"/>
                 <w:sz w:val="20"/>
               </w:rPr>
-              <w:t>Caroline Sousa</w:t>
+              <w:t>Leonardo Francisco Pereira</w:t>
             </w:r>
           </w:p>
         </w:tc>
